--- a/2-G-2/6-week-6/4-worksheet/Computer Worksheet G2 W6.docx
+++ b/2-G-2/6-week-6/4-worksheet/Computer Worksheet G2 W6.docx
@@ -136,7 +136,7 @@
                 <w:bCs/>
                 <w:sz w:val="28"/>
                 <w:szCs w:val="28"/>
-                <w:lang w:val="en-GB"/>
+                <w:lang w:bidi="ar-EG"/>
               </w:rPr>
             </w:pPr>
             <w:r>
@@ -146,7 +146,7 @@
                 <w:bCs/>
                 <w:sz w:val="28"/>
                 <w:szCs w:val="28"/>
-                <w:lang w:val="en-GB"/>
+                <w:lang w:bidi="ar-EG"/>
               </w:rPr>
               <w:t>2</w:t>
             </w:r>
@@ -219,6 +219,8 @@
                 <w:rFonts w:asciiTheme="minorBidi" w:hAnsiTheme="minorBidi"/>
                 <w:b/>
                 <w:bCs/>
+                <w:rtl/>
+                <w:lang w:bidi="ar-EG"/>
               </w:rPr>
             </w:pPr>
             <w:r>
@@ -242,7 +244,7 @@
                 <w:rFonts w:asciiTheme="minorBidi" w:hAnsiTheme="minorBidi"/>
                 <w:b/>
                 <w:bCs/>
-                <w:lang w:val="en-GB"/>
+                <w:lang w:bidi="ar-EG"/>
               </w:rPr>
             </w:pPr>
             <w:r>
@@ -250,7 +252,7 @@
                 <w:rFonts w:asciiTheme="minorBidi" w:hAnsiTheme="minorBidi"/>
                 <w:b/>
                 <w:bCs/>
-                <w:lang w:val="en-GB"/>
+                <w:lang w:bidi="ar-EG"/>
               </w:rPr>
               <w:t>6</w:t>
             </w:r>
@@ -290,12 +292,13 @@
             <w:pPr>
               <w:jc w:val="center"/>
               <w:rPr>
-                <w:rFonts w:ascii="Comic Sans MS" w:hAnsi="Comic Sans MS"/>
+                <w:rFonts w:ascii="Comic Sans MS" w:hAnsi="Comic Sans MS" w:hint="cs"/>
                 <w:b/>
                 <w:bCs/>
                 <w:sz w:val="28"/>
                 <w:szCs w:val="28"/>
-                <w:lang w:val="en-GB"/>
+                <w:rtl/>
+                <w:lang w:bidi="ar-EG"/>
               </w:rPr>
             </w:pPr>
             <w:r>
@@ -305,7 +308,6 @@
                 <w:bCs/>
                 <w:sz w:val="28"/>
                 <w:szCs w:val="28"/>
-                <w:lang w:val="en-GB"/>
               </w:rPr>
               <w:t>Right Click</w:t>
             </w:r>
@@ -394,8 +396,9 @@
           <w:sz w:val="36"/>
           <w:szCs w:val="36"/>
         </w:rPr>
-        <w:t xml:space="preserve">heet No. (    </w:t>
+        <w:t xml:space="preserve">heet No. </w:t>
       </w:r>
+      <w:proofErr w:type="gramStart"/>
       <w:r>
         <w:rPr>
           <w:rFonts w:ascii="Lucida Bright" w:hAnsi="Lucida Bright"/>
@@ -404,6 +407,27 @@
           <w:sz w:val="36"/>
           <w:szCs w:val="36"/>
         </w:rPr>
+        <w:t xml:space="preserve">(  </w:t>
+      </w:r>
+      <w:proofErr w:type="gramEnd"/>
+      <w:r>
+        <w:rPr>
+          <w:rFonts w:ascii="Lucida Bright" w:hAnsi="Lucida Bright"/>
+          <w:b/>
+          <w:bCs/>
+          <w:sz w:val="36"/>
+          <w:szCs w:val="36"/>
+        </w:rPr>
+        <w:t xml:space="preserve">  </w:t>
+      </w:r>
+      <w:r>
+        <w:rPr>
+          <w:rFonts w:ascii="Lucida Bright" w:hAnsi="Lucida Bright"/>
+          <w:b/>
+          <w:bCs/>
+          <w:sz w:val="36"/>
+          <w:szCs w:val="36"/>
+        </w:rPr>
         <w:t>6</w:t>
       </w:r>
       <w:r>
@@ -414,305 +438,696 @@
           <w:sz w:val="36"/>
           <w:szCs w:val="36"/>
         </w:rPr>
+        <w:t xml:space="preserve"> </w:t>
+      </w:r>
+      <w:proofErr w:type="gramStart"/>
+      <w:r>
+        <w:rPr>
+          <w:rFonts w:ascii="Lucida Bright" w:hAnsi="Lucida Bright"/>
+          <w:b/>
+          <w:bCs/>
+          <w:sz w:val="36"/>
+          <w:szCs w:val="36"/>
+        </w:rPr>
         <w:t xml:space="preserve">  )</w:t>
+      </w:r>
+      <w:proofErr w:type="gramEnd"/>
+    </w:p>
+    <w:p>
+      <w:pPr>
+        <w:jc w:val="right"/>
+        <w:rPr>
+          <w:rFonts w:hint="cs"/>
+          <w:b/>
+          <w:bCs/>
+          <w:sz w:val="36"/>
+          <w:szCs w:val="36"/>
+          <w:rtl/>
+          <w:lang w:bidi="ar-EG"/>
+        </w:rPr>
+      </w:pPr>
+      <w:r>
+        <w:rPr>
+          <w:b/>
+          <w:bCs/>
+          <w:sz w:val="36"/>
+          <w:szCs w:val="36"/>
+          <w:u w:val="single"/>
+        </w:rPr>
+        <w:t>Instruction</w:t>
+      </w:r>
+      <w:r>
+        <w:rPr>
+          <w:b/>
+          <w:bCs/>
+          <w:sz w:val="36"/>
+          <w:szCs w:val="36"/>
+        </w:rPr>
+        <w:t xml:space="preserve">: </w:t>
+      </w:r>
+      <w:r>
+        <w:rPr>
+          <w:bCs/>
+          <w:sz w:val="36"/>
+          <w:szCs w:val="36"/>
+        </w:rPr>
+        <w:t xml:space="preserve">Color the </w:t>
       </w:r>
     </w:p>
     <w:p>
       <w:pPr>
         <w:jc w:val="right"/>
         <w:rPr>
+          <w:rFonts w:hint="cs"/>
+          <w:b/>
           <w:bCs/>
           <w:sz w:val="36"/>
           <w:szCs w:val="36"/>
+          <w:lang w:bidi="ar-EG"/>
+        </w:rPr>
+      </w:pPr>
+    </w:p>
+    <w:p>
+      <w:pPr>
+        <w:bidi w:val="0"/>
+        <w:rPr>
+          <w:rFonts w:ascii="Lucida Bright" w:hAnsi="Lucida Bright"/>
+          <w:sz w:val="36"/>
+          <w:szCs w:val="36"/>
+        </w:rPr>
+      </w:pPr>
+    </w:p>
+    <w:p>
+      <w:pPr>
+        <w:spacing w:line="360" w:lineRule="auto"/>
+        <w:jc w:val="right"/>
+        <w:rPr>
+          <w:rFonts w:hint="cs"/>
+          <w:bCs/>
+          <w:sz w:val="36"/>
+          <w:szCs w:val="36"/>
+          <w:lang w:bidi="ar-EG"/>
         </w:rPr>
       </w:pPr>
       <w:r>
         <w:rPr>
-          <w:b/>
-          <w:bCs/>
-          <w:sz w:val="36"/>
-          <w:szCs w:val="36"/>
-          <w:u w:val="single"/>
-        </w:rPr>
-        <w:t>Instruction</w:t>
+          <w:rFonts w:ascii="Lucida Bright" w:hAnsi="Lucida Bright"/>
+          <w:noProof/>
+          <w:sz w:val="36"/>
+          <w:szCs w:val="36"/>
+        </w:rPr>
+        <mc:AlternateContent>
+          <mc:Choice Requires="wps">
+            <w:drawing>
+              <wp:anchor distT="45720" distB="45720" distL="114300" distR="114300" simplePos="0" relativeHeight="251665408" behindDoc="0" locked="0" layoutInCell="1" allowOverlap="1" wp14:anchorId="3B39551E" wp14:editId="607ED7D0">
+                <wp:simplePos x="0" y="0"/>
+                <wp:positionH relativeFrom="column">
+                  <wp:posOffset>-104140</wp:posOffset>
+                </wp:positionH>
+                <wp:positionV relativeFrom="paragraph">
+                  <wp:posOffset>357505</wp:posOffset>
+                </wp:positionV>
+                <wp:extent cx="3078480" cy="1404620"/>
+                <wp:effectExtent l="0" t="0" r="26670" b="17145"/>
+                <wp:wrapNone/>
+                <wp:docPr id="790437620" name="Text Box 2"/>
+                <wp:cNvGraphicFramePr>
+                  <a:graphicFrameLocks xmlns:a="http://schemas.openxmlformats.org/drawingml/2006/main"/>
+                </wp:cNvGraphicFramePr>
+                <a:graphic xmlns:a="http://schemas.openxmlformats.org/drawingml/2006/main">
+                  <a:graphicData uri="http://schemas.microsoft.com/office/word/2010/wordprocessingShape">
+                    <wps:wsp>
+                      <wps:cNvSpPr txBox="1">
+                        <a:spLocks noChangeArrowheads="1"/>
+                      </wps:cNvSpPr>
+                      <wps:spPr bwMode="auto">
+                        <a:xfrm>
+                          <a:off x="0" y="0"/>
+                          <a:ext cx="3078480" cy="1404620"/>
+                        </a:xfrm>
+                        <a:prstGeom prst="rect">
+                          <a:avLst/>
+                        </a:prstGeom>
+                        <a:solidFill>
+                          <a:srgbClr val="FFFFFF"/>
+                        </a:solidFill>
+                        <a:ln w="9525">
+                          <a:solidFill>
+                            <a:srgbClr val="000000"/>
+                          </a:solidFill>
+                          <a:miter lim="800000"/>
+                          <a:headEnd/>
+                          <a:tailEnd/>
+                        </a:ln>
+                      </wps:spPr>
+                      <wps:txbx>
+                        <w:txbxContent>
+                          <w:p>
+                            <w:pPr>
+                              <w:bidi w:val="0"/>
+                              <w:jc w:val="center"/>
+                              <w:rPr>
+                                <w:sz w:val="22"/>
+                                <w:szCs w:val="22"/>
+                              </w:rPr>
+                            </w:pPr>
+                            <w:r>
+                              <w:rPr>
+                                <w:rFonts w:ascii="Lucida Bright" w:hAnsi="Lucida Bright"/>
+                                <w:b/>
+                                <w:bCs/>
+                                <w:sz w:val="44"/>
+                                <w:szCs w:val="44"/>
+                              </w:rPr>
+                              <w:t>Color the left click</w:t>
+                            </w:r>
+                          </w:p>
+                        </w:txbxContent>
+                      </wps:txbx>
+                      <wps:bodyPr rot="0" vert="horz" wrap="square" lIns="91440" tIns="45720" rIns="91440" bIns="45720" anchor="t" anchorCtr="0">
+                        <a:spAutoFit/>
+                      </wps:bodyPr>
+                    </wps:wsp>
+                  </a:graphicData>
+                </a:graphic>
+                <wp14:sizeRelH relativeFrom="margin">
+                  <wp14:pctWidth>0</wp14:pctWidth>
+                </wp14:sizeRelH>
+                <wp14:sizeRelV relativeFrom="margin">
+                  <wp14:pctHeight>0</wp14:pctHeight>
+                </wp14:sizeRelV>
+              </wp:anchor>
+            </w:drawing>
+          </mc:Choice>
+          <mc:Fallback>
+            <w:pict>
+              <v:shapetype w14:anchorId="3B39551E" id="_x0000_t202" coordsize="21600,21600" o:spt="202" path="m,l,21600r21600,l21600,xe">
+                <v:stroke joinstyle="miter"/>
+                <v:path gradientshapeok="t" o:connecttype="rect"/>
+              </v:shapetype>
+              <v:shape id="Text Box 2" o:spid="_x0000_s1026" type="#_x0000_t202" style="position:absolute;margin-left:-8.2pt;margin-top:28.15pt;width:242.4pt;height:110.6pt;z-index:251665408;visibility:visible;mso-wrap-style:square;mso-width-percent:0;mso-height-percent:0;mso-wrap-distance-left:9pt;mso-wrap-distance-top:3.6pt;mso-wrap-distance-right:9pt;mso-wrap-distance-bottom:3.6pt;mso-position-horizontal:absolute;mso-position-horizontal-relative:text;mso-position-vertical:absolute;mso-position-vertical-relative:text;mso-width-percent:0;mso-height-percent:0;mso-width-relative:margin;mso-height-relative:margin;v-text-anchor:top" o:gfxdata="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">
+                <v:textbox style="mso-fit-shape-to-text:t">
+                  <w:txbxContent>
+                    <w:p>
+                      <w:pPr>
+                        <w:bidi w:val="0"/>
+                        <w:jc w:val="center"/>
+                        <w:rPr>
+                          <w:sz w:val="22"/>
+                          <w:szCs w:val="22"/>
+                        </w:rPr>
+                      </w:pPr>
+                      <w:r>
+                        <w:rPr>
+                          <w:rFonts w:ascii="Lucida Bright" w:hAnsi="Lucida Bright"/>
+                          <w:b/>
+                          <w:bCs/>
+                          <w:sz w:val="44"/>
+                          <w:szCs w:val="44"/>
+                        </w:rPr>
+                        <w:t>Color the left click</w:t>
+                      </w:r>
+                    </w:p>
+                  </w:txbxContent>
+                </v:textbox>
+              </v:shape>
+            </w:pict>
+          </mc:Fallback>
+        </mc:AlternateContent>
       </w:r>
       <w:r>
         <w:rPr>
-          <w:b/>
-          <w:bCs/>
-          <w:sz w:val="36"/>
-          <w:szCs w:val="36"/>
-        </w:rPr>
-        <w:t xml:space="preserve">: </w:t>
-      </w:r>
-      <w:r>
-        <w:rPr>
-          <w:bCs/>
-          <w:sz w:val="36"/>
-          <w:szCs w:val="36"/>
-        </w:rPr>
-        <w:t>State whether the below statements are True or False</w:t>
-      </w:r>
-      <w:r>
-        <w:rPr>
-          <w:bCs/>
-          <w:sz w:val="36"/>
-          <w:szCs w:val="36"/>
-        </w:rPr>
-        <w:t>.</w:t>
+          <w:rFonts w:ascii="Lucida Bright" w:hAnsi="Lucida Bright"/>
+          <w:noProof/>
+          <w:sz w:val="36"/>
+          <w:szCs w:val="36"/>
+        </w:rPr>
+        <mc:AlternateContent>
+          <mc:Choice Requires="wps">
+            <w:drawing>
+              <wp:anchor distT="45720" distB="45720" distL="114300" distR="114300" simplePos="0" relativeHeight="251668480" behindDoc="0" locked="0" layoutInCell="1" allowOverlap="1" wp14:anchorId="5653A3EC" wp14:editId="5BE80C8D">
+                <wp:simplePos x="0" y="0"/>
+                <wp:positionH relativeFrom="column">
+                  <wp:posOffset>3870960</wp:posOffset>
+                </wp:positionH>
+                <wp:positionV relativeFrom="paragraph">
+                  <wp:posOffset>380365</wp:posOffset>
+                </wp:positionV>
+                <wp:extent cx="3078480" cy="1404620"/>
+                <wp:effectExtent l="0" t="0" r="26670" b="17145"/>
+                <wp:wrapNone/>
+                <wp:docPr id="485239510" name="Text Box 2"/>
+                <wp:cNvGraphicFramePr>
+                  <a:graphicFrameLocks xmlns:a="http://schemas.openxmlformats.org/drawingml/2006/main"/>
+                </wp:cNvGraphicFramePr>
+                <a:graphic xmlns:a="http://schemas.openxmlformats.org/drawingml/2006/main">
+                  <a:graphicData uri="http://schemas.microsoft.com/office/word/2010/wordprocessingShape">
+                    <wps:wsp>
+                      <wps:cNvSpPr txBox="1">
+                        <a:spLocks noChangeArrowheads="1"/>
+                      </wps:cNvSpPr>
+                      <wps:spPr bwMode="auto">
+                        <a:xfrm>
+                          <a:off x="0" y="0"/>
+                          <a:ext cx="3078480" cy="1404620"/>
+                        </a:xfrm>
+                        <a:prstGeom prst="rect">
+                          <a:avLst/>
+                        </a:prstGeom>
+                        <a:solidFill>
+                          <a:srgbClr val="FFFFFF"/>
+                        </a:solidFill>
+                        <a:ln w="9525">
+                          <a:solidFill>
+                            <a:srgbClr val="000000"/>
+                          </a:solidFill>
+                          <a:miter lim="800000"/>
+                          <a:headEnd/>
+                          <a:tailEnd/>
+                        </a:ln>
+                      </wps:spPr>
+                      <wps:txbx>
+                        <w:txbxContent>
+                          <w:p>
+                            <w:pPr>
+                              <w:bidi w:val="0"/>
+                              <w:jc w:val="center"/>
+                              <w:rPr>
+                                <w:sz w:val="22"/>
+                                <w:szCs w:val="22"/>
+                              </w:rPr>
+                            </w:pPr>
+                            <w:r>
+                              <w:rPr>
+                                <w:rFonts w:ascii="Lucida Bright" w:hAnsi="Lucida Bright"/>
+                                <w:b/>
+                                <w:bCs/>
+                                <w:sz w:val="44"/>
+                                <w:szCs w:val="44"/>
+                              </w:rPr>
+                              <w:t xml:space="preserve">Color the </w:t>
+                            </w:r>
+                            <w:r>
+                              <w:rPr>
+                                <w:rFonts w:ascii="Lucida Bright" w:hAnsi="Lucida Bright"/>
+                                <w:b/>
+                                <w:bCs/>
+                                <w:sz w:val="44"/>
+                                <w:szCs w:val="44"/>
+                              </w:rPr>
+                              <w:t>right</w:t>
+                            </w:r>
+                            <w:r>
+                              <w:rPr>
+                                <w:rFonts w:ascii="Lucida Bright" w:hAnsi="Lucida Bright"/>
+                                <w:b/>
+                                <w:bCs/>
+                                <w:sz w:val="44"/>
+                                <w:szCs w:val="44"/>
+                              </w:rPr>
+                              <w:t xml:space="preserve"> click</w:t>
+                            </w:r>
+                          </w:p>
+                        </w:txbxContent>
+                      </wps:txbx>
+                      <wps:bodyPr rot="0" vert="horz" wrap="square" lIns="91440" tIns="45720" rIns="91440" bIns="45720" anchor="t" anchorCtr="0">
+                        <a:spAutoFit/>
+                      </wps:bodyPr>
+                    </wps:wsp>
+                  </a:graphicData>
+                </a:graphic>
+                <wp14:sizeRelH relativeFrom="margin">
+                  <wp14:pctWidth>0</wp14:pctWidth>
+                </wp14:sizeRelH>
+                <wp14:sizeRelV relativeFrom="margin">
+                  <wp14:pctHeight>0</wp14:pctHeight>
+                </wp14:sizeRelV>
+              </wp:anchor>
+            </w:drawing>
+          </mc:Choice>
+          <mc:Fallback>
+            <w:pict>
+              <v:shape w14:anchorId="5653A3EC" id="_x0000_s1027" type="#_x0000_t202" style="position:absolute;margin-left:304.8pt;margin-top:29.95pt;width:242.4pt;height:110.6pt;z-index:251668480;visibility:visible;mso-wrap-style:square;mso-width-percent:0;mso-height-percent:0;mso-wrap-distance-left:9pt;mso-wrap-distance-top:3.6pt;mso-wrap-distance-right:9pt;mso-wrap-distance-bottom:3.6pt;mso-position-horizontal:absolute;mso-position-horizontal-relative:text;mso-position-vertical:absolute;mso-position-vertical-relative:text;mso-width-percent:0;mso-height-percent:0;mso-width-relative:margin;mso-height-relative:margin;v-text-anchor:top" o:gfxdata="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">
+                <v:textbox style="mso-fit-shape-to-text:t">
+                  <w:txbxContent>
+                    <w:p>
+                      <w:pPr>
+                        <w:bidi w:val="0"/>
+                        <w:jc w:val="center"/>
+                        <w:rPr>
+                          <w:sz w:val="22"/>
+                          <w:szCs w:val="22"/>
+                        </w:rPr>
+                      </w:pPr>
+                      <w:r>
+                        <w:rPr>
+                          <w:rFonts w:ascii="Lucida Bright" w:hAnsi="Lucida Bright"/>
+                          <w:b/>
+                          <w:bCs/>
+                          <w:sz w:val="44"/>
+                          <w:szCs w:val="44"/>
+                        </w:rPr>
+                        <w:t xml:space="preserve">Color the </w:t>
+                      </w:r>
+                      <w:r>
+                        <w:rPr>
+                          <w:rFonts w:ascii="Lucida Bright" w:hAnsi="Lucida Bright"/>
+                          <w:b/>
+                          <w:bCs/>
+                          <w:sz w:val="44"/>
+                          <w:szCs w:val="44"/>
+                        </w:rPr>
+                        <w:t>right</w:t>
+                      </w:r>
+                      <w:r>
+                        <w:rPr>
+                          <w:rFonts w:ascii="Lucida Bright" w:hAnsi="Lucida Bright"/>
+                          <w:b/>
+                          <w:bCs/>
+                          <w:sz w:val="44"/>
+                          <w:szCs w:val="44"/>
+                        </w:rPr>
+                        <w:t xml:space="preserve"> click</w:t>
+                      </w:r>
+                    </w:p>
+                  </w:txbxContent>
+                </v:textbox>
+              </v:shape>
+            </w:pict>
+          </mc:Fallback>
+        </mc:AlternateContent>
       </w:r>
     </w:p>
     <w:p>
       <w:pPr>
+        <w:spacing w:line="360" w:lineRule="auto"/>
         <w:jc w:val="right"/>
         <w:rPr>
+          <w:rFonts w:hint="cs"/>
           <w:bCs/>
           <w:sz w:val="36"/>
           <w:szCs w:val="36"/>
-        </w:rPr>
-      </w:pPr>
-    </w:p>
-    <w:p>
-      <w:pPr>
-        <w:spacing w:line="480" w:lineRule="auto"/>
-        <w:jc w:val="right"/>
-        <w:rPr>
-          <w:bCs/>
-          <w:sz w:val="36"/>
-          <w:szCs w:val="36"/>
+          <w:rtl/>
+          <w:lang w:bidi="ar-EG"/>
         </w:rPr>
       </w:pPr>
       <w:r>
         <w:rPr>
+          <w:rFonts w:hint="cs"/>
           <w:bCs/>
-          <w:sz w:val="36"/>
-          <w:szCs w:val="36"/>
-        </w:rPr>
-        <w:t>1. We have two button on a mouse, left and right.</w:t>
+          <w:noProof/>
+          <w:sz w:val="36"/>
+          <w:szCs w:val="36"/>
+          <w:lang w:bidi="ar-EG"/>
+        </w:rPr>
+        <w:drawing>
+          <wp:anchor distT="0" distB="0" distL="114300" distR="114300" simplePos="0" relativeHeight="251659264" behindDoc="0" locked="0" layoutInCell="1" allowOverlap="1" wp14:anchorId="6E3875AE" wp14:editId="15EB33B6">
+            <wp:simplePos x="0" y="0"/>
+            <wp:positionH relativeFrom="column">
+              <wp:posOffset>4356100</wp:posOffset>
+            </wp:positionH>
+            <wp:positionV relativeFrom="paragraph">
+              <wp:posOffset>364490</wp:posOffset>
+            </wp:positionV>
+            <wp:extent cx="2501900" cy="4356100"/>
+            <wp:effectExtent l="0" t="0" r="0" b="6350"/>
+            <wp:wrapNone/>
+            <wp:docPr id="951682460" name="Picture 4"/>
+            <wp:cNvGraphicFramePr>
+              <a:graphicFrameLocks xmlns:a="http://schemas.openxmlformats.org/drawingml/2006/main" noChangeAspect="1"/>
+            </wp:cNvGraphicFramePr>
+            <a:graphic xmlns:a="http://schemas.openxmlformats.org/drawingml/2006/main">
+              <a:graphicData uri="http://schemas.openxmlformats.org/drawingml/2006/picture">
+                <pic:pic xmlns:pic="http://schemas.openxmlformats.org/drawingml/2006/picture">
+                  <pic:nvPicPr>
+                    <pic:cNvPr id="0" name="Picture 2"/>
+                    <pic:cNvPicPr>
+                      <a:picLocks noChangeAspect="1" noChangeArrowheads="1"/>
+                    </pic:cNvPicPr>
+                  </pic:nvPicPr>
+                  <pic:blipFill rotWithShape="1">
+                    <a:blip r:embed="rId7">
+                      <a:extLst>
+                        <a:ext uri="{28A0092B-C50C-407E-A947-70E740481C1C}">
+                          <a14:useLocalDpi xmlns:a14="http://schemas.microsoft.com/office/drawing/2010/main" val="0"/>
+                        </a:ext>
+                      </a:extLst>
+                    </a:blip>
+                    <a:srcRect l="31667" t="27037" r="31851" b="9445"/>
+                    <a:stretch>
+                      <a:fillRect/>
+                    </a:stretch>
+                  </pic:blipFill>
+                  <pic:spPr bwMode="auto">
+                    <a:xfrm>
+                      <a:off x="0" y="0"/>
+                      <a:ext cx="2501900" cy="4356100"/>
+                    </a:xfrm>
+                    <a:prstGeom prst="rect">
+                      <a:avLst/>
+                    </a:prstGeom>
+                    <a:noFill/>
+                    <a:ln>
+                      <a:noFill/>
+                    </a:ln>
+                    <a:extLst>
+                      <a:ext uri="{53640926-AAD7-44D8-BBD7-CCE9431645EC}">
+                        <a14:shadowObscured xmlns:a14="http://schemas.microsoft.com/office/drawing/2010/main"/>
+                      </a:ext>
+                    </a:extLst>
+                  </pic:spPr>
+                </pic:pic>
+              </a:graphicData>
+            </a:graphic>
+            <wp14:sizeRelH relativeFrom="margin">
+              <wp14:pctWidth>0</wp14:pctWidth>
+            </wp14:sizeRelH>
+            <wp14:sizeRelV relativeFrom="margin">
+              <wp14:pctHeight>0</wp14:pctHeight>
+            </wp14:sizeRelV>
+          </wp:anchor>
+        </w:drawing>
+      </w:r>
+      <w:r>
+        <w:rPr>
+          <w:rFonts w:hint="cs"/>
+          <w:bCs/>
+          <w:noProof/>
+          <w:sz w:val="36"/>
+          <w:szCs w:val="36"/>
+          <w:lang w:bidi="ar-EG"/>
+        </w:rPr>
+        <w:drawing>
+          <wp:anchor distT="0" distB="0" distL="114300" distR="114300" simplePos="0" relativeHeight="251656192" behindDoc="0" locked="0" layoutInCell="1" allowOverlap="1" wp14:anchorId="33303500" wp14:editId="526C6D4A">
+            <wp:simplePos x="0" y="0"/>
+            <wp:positionH relativeFrom="column">
+              <wp:posOffset>101600</wp:posOffset>
+            </wp:positionH>
+            <wp:positionV relativeFrom="paragraph">
+              <wp:posOffset>288290</wp:posOffset>
+            </wp:positionV>
+            <wp:extent cx="2501900" cy="4356100"/>
+            <wp:effectExtent l="0" t="0" r="0" b="6350"/>
+            <wp:wrapNone/>
+            <wp:docPr id="621529591" name="Picture 4"/>
+            <wp:cNvGraphicFramePr>
+              <a:graphicFrameLocks xmlns:a="http://schemas.openxmlformats.org/drawingml/2006/main" noChangeAspect="1"/>
+            </wp:cNvGraphicFramePr>
+            <a:graphic xmlns:a="http://schemas.openxmlformats.org/drawingml/2006/main">
+              <a:graphicData uri="http://schemas.openxmlformats.org/drawingml/2006/picture">
+                <pic:pic xmlns:pic="http://schemas.openxmlformats.org/drawingml/2006/picture">
+                  <pic:nvPicPr>
+                    <pic:cNvPr id="0" name="Picture 2"/>
+                    <pic:cNvPicPr>
+                      <a:picLocks noChangeAspect="1" noChangeArrowheads="1"/>
+                    </pic:cNvPicPr>
+                  </pic:nvPicPr>
+                  <pic:blipFill rotWithShape="1">
+                    <a:blip r:embed="rId7">
+                      <a:extLst>
+                        <a:ext uri="{28A0092B-C50C-407E-A947-70E740481C1C}">
+                          <a14:useLocalDpi xmlns:a14="http://schemas.microsoft.com/office/drawing/2010/main" val="0"/>
+                        </a:ext>
+                      </a:extLst>
+                    </a:blip>
+                    <a:srcRect l="31667" t="27037" r="31851" b="9445"/>
+                    <a:stretch>
+                      <a:fillRect/>
+                    </a:stretch>
+                  </pic:blipFill>
+                  <pic:spPr bwMode="auto">
+                    <a:xfrm>
+                      <a:off x="0" y="0"/>
+                      <a:ext cx="2501900" cy="4356100"/>
+                    </a:xfrm>
+                    <a:prstGeom prst="rect">
+                      <a:avLst/>
+                    </a:prstGeom>
+                    <a:noFill/>
+                    <a:ln>
+                      <a:noFill/>
+                    </a:ln>
+                    <a:extLst>
+                      <a:ext uri="{53640926-AAD7-44D8-BBD7-CCE9431645EC}">
+                        <a14:shadowObscured xmlns:a14="http://schemas.microsoft.com/office/drawing/2010/main"/>
+                      </a:ext>
+                    </a:extLst>
+                  </pic:spPr>
+                </pic:pic>
+              </a:graphicData>
+            </a:graphic>
+            <wp14:sizeRelH relativeFrom="margin">
+              <wp14:pctWidth>0</wp14:pctWidth>
+            </wp14:sizeRelH>
+            <wp14:sizeRelV relativeFrom="margin">
+              <wp14:pctHeight>0</wp14:pctHeight>
+            </wp14:sizeRelV>
+          </wp:anchor>
+        </w:drawing>
       </w:r>
     </w:p>
     <w:p>
       <w:pPr>
-        <w:spacing w:line="480" w:lineRule="auto"/>
-        <w:jc w:val="right"/>
-        <w:rPr>
-          <w:bCs/>
+        <w:bidi w:val="0"/>
+        <w:rPr>
+          <w:rFonts w:ascii="Lucida Bright" w:hAnsi="Lucida Bright"/>
           <w:sz w:val="36"/>
           <w:szCs w:val="36"/>
         </w:rPr>
       </w:pPr>
       <w:r>
         <w:rPr>
-          <w:bCs/>
-          <w:sz w:val="36"/>
-          <w:szCs w:val="36"/>
-        </w:rPr>
-        <w:tab/>
-        <w:t>(a) True          (b) False</w:t>
+          <w:rFonts w:ascii="Lucida Bright" w:hAnsi="Lucida Bright"/>
+          <w:noProof/>
+          <w:sz w:val="36"/>
+          <w:szCs w:val="36"/>
+        </w:rPr>
+        <mc:AlternateContent>
+          <mc:Choice Requires="wps">
+            <w:drawing>
+              <wp:anchor distT="45720" distB="45720" distL="114300" distR="114300" simplePos="0" relativeHeight="251646976" behindDoc="0" locked="0" layoutInCell="1" allowOverlap="1" wp14:anchorId="20D99B0E" wp14:editId="32999EFB">
+                <wp:simplePos x="0" y="0"/>
+                <wp:positionH relativeFrom="column">
+                  <wp:posOffset>2040890</wp:posOffset>
+                </wp:positionH>
+                <wp:positionV relativeFrom="paragraph">
+                  <wp:posOffset>4453890</wp:posOffset>
+                </wp:positionV>
+                <wp:extent cx="2360930" cy="1404620"/>
+                <wp:effectExtent l="0" t="0" r="19050" b="24130"/>
+                <wp:wrapNone/>
+                <wp:docPr id="217" name="Text Box 2"/>
+                <wp:cNvGraphicFramePr>
+                  <a:graphicFrameLocks xmlns:a="http://schemas.openxmlformats.org/drawingml/2006/main"/>
+                </wp:cNvGraphicFramePr>
+                <a:graphic xmlns:a="http://schemas.openxmlformats.org/drawingml/2006/main">
+                  <a:graphicData uri="http://schemas.microsoft.com/office/word/2010/wordprocessingShape">
+                    <wps:wsp>
+                      <wps:cNvSpPr txBox="1">
+                        <a:spLocks noChangeArrowheads="1"/>
+                      </wps:cNvSpPr>
+                      <wps:spPr bwMode="auto">
+                        <a:xfrm>
+                          <a:off x="0" y="0"/>
+                          <a:ext cx="2360930" cy="1404620"/>
+                        </a:xfrm>
+                        <a:prstGeom prst="rect">
+                          <a:avLst/>
+                        </a:prstGeom>
+                        <a:solidFill>
+                          <a:srgbClr val="FFFFFF"/>
+                        </a:solidFill>
+                        <a:ln w="9525">
+                          <a:solidFill>
+                            <a:srgbClr val="000000"/>
+                          </a:solidFill>
+                          <a:miter lim="800000"/>
+                          <a:headEnd/>
+                          <a:tailEnd/>
+                        </a:ln>
+                      </wps:spPr>
+                      <wps:txbx>
+                        <w:txbxContent>
+                          <w:p>
+                            <w:pPr>
+                              <w:bidi w:val="0"/>
+                              <w:jc w:val="center"/>
+                              <w:rPr>
+                                <w:rFonts w:ascii="Lucida Bright" w:hAnsi="Lucida Bright"/>
+                                <w:b/>
+                                <w:bCs/>
+                                <w:sz w:val="72"/>
+                                <w:szCs w:val="72"/>
+                              </w:rPr>
+                            </w:pPr>
+                            <w:r>
+                              <w:rPr>
+                                <w:rFonts w:ascii="Lucida Bright" w:hAnsi="Lucida Bright"/>
+                                <w:b/>
+                                <w:bCs/>
+                                <w:sz w:val="72"/>
+                                <w:szCs w:val="72"/>
+                              </w:rPr>
+                              <w:t>Good Luck</w:t>
+                            </w:r>
+                          </w:p>
+                          <w:p/>
+                        </w:txbxContent>
+                      </wps:txbx>
+                      <wps:bodyPr rot="0" vert="horz" wrap="square" lIns="91440" tIns="45720" rIns="91440" bIns="45720" anchor="t" anchorCtr="0">
+                        <a:spAutoFit/>
+                      </wps:bodyPr>
+                    </wps:wsp>
+                  </a:graphicData>
+                </a:graphic>
+                <wp14:sizeRelH relativeFrom="margin">
+                  <wp14:pctWidth>40000</wp14:pctWidth>
+                </wp14:sizeRelH>
+                <wp14:sizeRelV relativeFrom="margin">
+                  <wp14:pctHeight>0</wp14:pctHeight>
+                </wp14:sizeRelV>
+              </wp:anchor>
+            </w:drawing>
+          </mc:Choice>
+          <mc:Fallback>
+            <w:pict>
+              <v:shape w14:anchorId="20D99B0E" id="_x0000_s1028" type="#_x0000_t202" style="position:absolute;margin-left:160.7pt;margin-top:350.7pt;width:185.9pt;height:110.6pt;z-index:251646976;visibility:visible;mso-wrap-style:square;mso-width-percent:400;mso-height-percent:0;mso-wrap-distance-left:9pt;mso-wrap-distance-top:3.6pt;mso-wrap-distance-right:9pt;mso-wrap-distance-bottom:3.6pt;mso-position-horizontal:absolute;mso-position-horizontal-relative:text;mso-position-vertical:absolute;mso-position-vertical-relative:text;mso-width-percent:400;mso-height-percent:0;mso-width-relative:margin;mso-height-relative:margin;v-text-anchor:top" o:gfxdata="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">
+                <v:textbox style="mso-fit-shape-to-text:t">
+                  <w:txbxContent>
+                    <w:p>
+                      <w:pPr>
+                        <w:bidi w:val="0"/>
+                        <w:jc w:val="center"/>
+                        <w:rPr>
+                          <w:rFonts w:ascii="Lucida Bright" w:hAnsi="Lucida Bright"/>
+                          <w:b/>
+                          <w:bCs/>
+                          <w:sz w:val="72"/>
+                          <w:szCs w:val="72"/>
+                        </w:rPr>
+                      </w:pPr>
+                      <w:r>
+                        <w:rPr>
+                          <w:rFonts w:ascii="Lucida Bright" w:hAnsi="Lucida Bright"/>
+                          <w:b/>
+                          <w:bCs/>
+                          <w:sz w:val="72"/>
+                          <w:szCs w:val="72"/>
+                        </w:rPr>
+                        <w:t>Good Luck</w:t>
+                      </w:r>
+                    </w:p>
+                    <w:p/>
+                  </w:txbxContent>
+                </v:textbox>
+              </v:shape>
+            </w:pict>
+          </mc:Fallback>
+        </mc:AlternateContent>
       </w:r>
     </w:p>
-    <w:p>
-      <w:pPr>
-        <w:spacing w:line="480" w:lineRule="auto"/>
-        <w:jc w:val="right"/>
-        <w:rPr>
-          <w:bCs/>
-          <w:sz w:val="36"/>
-          <w:szCs w:val="36"/>
-        </w:rPr>
-      </w:pPr>
-      <w:r>
-        <w:rPr>
-          <w:bCs/>
-          <w:sz w:val="36"/>
-          <w:szCs w:val="36"/>
-        </w:rPr>
-        <w:t>2. The wheel on the mouse is called Scroll wheel.</w:t>
-      </w:r>
-    </w:p>
-    <w:p>
-      <w:pPr>
-        <w:spacing w:line="480" w:lineRule="auto"/>
-        <w:jc w:val="right"/>
-        <w:rPr>
-          <w:bCs/>
-          <w:sz w:val="36"/>
-          <w:szCs w:val="36"/>
-        </w:rPr>
-      </w:pPr>
-      <w:r>
-        <w:rPr>
-          <w:bCs/>
-          <w:sz w:val="36"/>
-          <w:szCs w:val="36"/>
-        </w:rPr>
-        <w:tab/>
-        <w:t>(a) True          (b) False</w:t>
-      </w:r>
-    </w:p>
-    <w:p>
-      <w:pPr>
-        <w:spacing w:line="480" w:lineRule="auto"/>
-        <w:jc w:val="right"/>
-        <w:rPr>
-          <w:bCs/>
-          <w:sz w:val="36"/>
-          <w:szCs w:val="36"/>
-        </w:rPr>
-      </w:pPr>
-      <w:r>
-        <w:rPr>
-          <w:bCs/>
-          <w:sz w:val="36"/>
-          <w:szCs w:val="36"/>
-        </w:rPr>
-        <w:t>3. We use cut and paste to move a files.</w:t>
-      </w:r>
-    </w:p>
-    <w:p>
-      <w:pPr>
-        <w:spacing w:line="480" w:lineRule="auto"/>
-        <w:jc w:val="right"/>
-        <w:rPr>
-          <w:bCs/>
-          <w:sz w:val="36"/>
-          <w:szCs w:val="36"/>
-        </w:rPr>
-      </w:pPr>
-      <w:r>
-        <w:rPr>
-          <w:bCs/>
-          <w:sz w:val="36"/>
-          <w:szCs w:val="36"/>
-        </w:rPr>
-        <w:tab/>
-        <w:t>(a) True          (b) False</w:t>
-      </w:r>
-    </w:p>
-    <w:p>
-      <w:pPr>
-        <w:spacing w:line="480" w:lineRule="auto"/>
-        <w:jc w:val="right"/>
-        <w:rPr>
-          <w:bCs/>
-          <w:sz w:val="36"/>
-          <w:szCs w:val="36"/>
-        </w:rPr>
-      </w:pPr>
-      <w:r>
-        <w:rPr>
-          <w:bCs/>
-          <w:sz w:val="36"/>
-          <w:szCs w:val="36"/>
-        </w:rPr>
-        <w:t>4. We use paste command to create a duplicate files.</w:t>
-      </w:r>
-    </w:p>
-    <w:p>
-      <w:pPr>
-        <w:spacing w:line="480" w:lineRule="auto"/>
-        <w:jc w:val="right"/>
-        <w:rPr>
-          <w:bCs/>
-          <w:sz w:val="36"/>
-          <w:szCs w:val="36"/>
-        </w:rPr>
-      </w:pPr>
-      <w:r>
-        <w:rPr>
-          <w:bCs/>
-          <w:sz w:val="36"/>
-          <w:szCs w:val="36"/>
-        </w:rPr>
-        <w:tab/>
-        <w:t>(a) True          (b) False</w:t>
-      </w:r>
-    </w:p>
-    <w:p>
-      <w:pPr>
-        <w:spacing w:line="480" w:lineRule="auto"/>
-        <w:jc w:val="right"/>
-        <w:rPr>
-          <w:bCs/>
-          <w:sz w:val="36"/>
-          <w:szCs w:val="36"/>
-        </w:rPr>
-      </w:pPr>
-      <w:r>
-        <w:rPr>
-          <w:bCs/>
-          <w:sz w:val="36"/>
-          <w:szCs w:val="36"/>
-        </w:rPr>
-        <w:t xml:space="preserve">5. </w:t>
-      </w:r>
-      <w:r>
-        <w:rPr>
-          <w:bCs/>
-          <w:sz w:val="36"/>
-          <w:szCs w:val="36"/>
-        </w:rPr>
-        <w:t xml:space="preserve">We use right click to open the </w:t>
-      </w:r>
-      <w:r>
-        <w:rPr>
-          <w:bCs/>
-          <w:sz w:val="36"/>
-          <w:szCs w:val="36"/>
-        </w:rPr>
-        <w:t>home</w:t>
-      </w:r>
-      <w:r>
-        <w:rPr>
-          <w:bCs/>
-          <w:sz w:val="36"/>
-          <w:szCs w:val="36"/>
-        </w:rPr>
-        <w:t xml:space="preserve"> menu</w:t>
-      </w:r>
-      <w:r>
-        <w:rPr>
-          <w:bCs/>
-          <w:sz w:val="36"/>
-          <w:szCs w:val="36"/>
-        </w:rPr>
-        <w:t>.</w:t>
-      </w:r>
-    </w:p>
-    <w:p>
-      <w:pPr>
-        <w:spacing w:line="480" w:lineRule="auto"/>
-        <w:jc w:val="right"/>
-        <w:rPr>
-          <w:b/>
-          <w:bCs/>
-          <w:sz w:val="36"/>
-          <w:szCs w:val="36"/>
-        </w:rPr>
-      </w:pPr>
-      <w:r>
-        <w:rPr>
-          <w:bCs/>
-          <w:sz w:val="36"/>
-          <w:szCs w:val="36"/>
-        </w:rPr>
-        <w:tab/>
-        <w:t xml:space="preserve">(a) True          (b) False </w:t>
-      </w:r>
-    </w:p>
-    <w:p>
-      <w:pPr>
-        <w:jc w:val="right"/>
-        <w:rPr>
-          <w:b/>
-          <w:bCs/>
-          <w:sz w:val="36"/>
-          <w:szCs w:val="36"/>
-        </w:rPr>
-      </w:pPr>
-    </w:p>
     <w:sectPr>
-      <w:headerReference w:type="default" r:id="rId7"/>
+      <w:headerReference w:type="default" r:id="rId8"/>
       <w:pgSz w:w="12240" w:h="15840"/>
       <w:pgMar w:top="720" w:right="720" w:bottom="720" w:left="720" w:header="720" w:footer="720" w:gutter="0"/>
       <w:pgBorders w:offsetFrom="page">
@@ -781,7 +1196,7 @@
         <wp:inline distT="0" distB="0" distL="0" distR="0" wp14:anchorId="4CEA2919" wp14:editId="4B50BB98">
           <wp:extent cx="6858000" cy="975360"/>
           <wp:effectExtent l="0" t="0" r="0" b="0"/>
-          <wp:docPr id="1946312828" name="صورة 1"/>
+          <wp:docPr id="2144029153" name="صورة 1"/>
           <wp:cNvGraphicFramePr>
             <a:graphicFrameLocks xmlns:a="http://schemas.openxmlformats.org/drawingml/2006/main" noChangeAspect="1"/>
           </wp:cNvGraphicFramePr>
@@ -1235,7 +1650,6 @@
   <w:style w:type="character" w:default="1" w:styleId="DefaultParagraphFont">
     <w:name w:val="Default Paragraph Font"/>
     <w:uiPriority w:val="1"/>
-    <w:semiHidden/>
     <w:unhideWhenUsed/>
   </w:style>
   <w:style w:type="table" w:default="1" w:styleId="TableNormal">
@@ -1370,7 +1784,7 @@
     <w:basedOn w:val="Normal"/>
     <w:uiPriority w:val="34"/>
     <w:qFormat/>
-    <w:rsid w:val="00B67E9B"/>
+    <w:rsid w:val="00E077F1"/>
     <w:pPr>
       <w:ind w:left="720"/>
       <w:contextualSpacing/>
@@ -1669,7 +2083,7 @@
 </file>
 
 <file path=customXml/itemProps1.xml><?xml version="1.0" encoding="utf-8"?>
-<ds:datastoreItem xmlns:ds="http://schemas.openxmlformats.org/officeDocument/2006/customXml" ds:itemID="{021A5120-42B4-4E41-86C6-918214528894}">
+<ds:datastoreItem xmlns:ds="http://schemas.openxmlformats.org/officeDocument/2006/customXml" ds:itemID="{2324520D-4118-42FB-AB4C-EDC1F1BA75B1}">
   <ds:schemaRefs>
     <ds:schemaRef ds:uri="http://schemas.openxmlformats.org/officeDocument/2006/bibliography"/>
   </ds:schemaRefs>
